--- a/Skills/0-Intro to Skill/1-Theoretical/3-Wiki Source/Sources - Intro to Skill - Theoretical - Wiki Source.docx
+++ b/Skills/0-Intro to Skill/1-Theoretical/3-Wiki Source/Sources - Intro to Skill - Theoretical - Wiki Source.docx
@@ -694,6 +694,14 @@
         </w:rPr>
         <w:t xml:space="preserve"> </w:t>
       </w:r>
+      <w:r>
+        <w:rPr>
+          <w:bCs/>
+          <w:sz w:val="18"/>
+          <w:szCs w:val="18"/>
+        </w:rPr>
+        <w:t xml:space="preserve">Data Path: Content Storage Folder -&gt; </w:t>
+      </w:r>
       <w:proofErr w:type="spellStart"/>
       <w:r>
         <w:rPr>
@@ -701,7 +709,7 @@
           <w:sz w:val="18"/>
           <w:szCs w:val="18"/>
         </w:rPr>
-        <w:t>StorageType</w:t>
+        <w:t>ContentStorage</w:t>
       </w:r>
       <w:proofErr w:type="spellEnd"/>
       <w:r>
@@ -710,7 +718,7 @@
           <w:sz w:val="18"/>
           <w:szCs w:val="18"/>
         </w:rPr>
-        <w:t xml:space="preserve">: Cloud -&gt; Platform: GitHub -&gt; Account: </w:t>
+        <w:t xml:space="preserve"> Database -&gt; Folders Table -&gt; ID Column: 3, </w:t>
       </w:r>
       <w:proofErr w:type="spellStart"/>
       <w:r>
@@ -719,7 +727,7 @@
           <w:sz w:val="18"/>
           <w:szCs w:val="18"/>
         </w:rPr>
-        <w:t>toonskillsking</w:t>
+        <w:t>FolderOrFileName</w:t>
       </w:r>
       <w:proofErr w:type="spellEnd"/>
       <w:r>
@@ -728,25 +736,7 @@
           <w:sz w:val="18"/>
           <w:szCs w:val="18"/>
         </w:rPr>
-        <w:t xml:space="preserve"> -&gt; Repository: </w:t>
-      </w:r>
-      <w:proofErr w:type="spellStart"/>
-      <w:r>
-        <w:rPr>
-          <w:bCs/>
-          <w:sz w:val="18"/>
-          <w:szCs w:val="18"/>
-        </w:rPr>
-        <w:t>KingdomheartsSkill</w:t>
-      </w:r>
-      <w:proofErr w:type="spellEnd"/>
-      <w:r>
-        <w:rPr>
-          <w:bCs/>
-          <w:sz w:val="18"/>
-          <w:szCs w:val="18"/>
-        </w:rPr>
-        <w:t xml:space="preserve"> -&gt; Path: Skills/0-Intro to Skill/..</w:t>
+        <w:t xml:space="preserve"> Column: Intro to Skill</w:t>
       </w:r>
     </w:p>
     <w:p>
